--- a/output/docx/en/BUFRCREX_CodeFlag_en_10.docx
+++ b/output/docx/en/BUFRCREX_CodeFlag_en_10.docx
@@ -1017,7 +1017,7 @@
           <w:i/>
           <w:sz w:val="14"/>
         </w:rPr>
-        <w:t>Note 52: In reports from automatic stations, code figure 2 shall be used when tendency is positive, 7 when negative, and 4 when pressure is the same as three hours before.</w:t>
+        <w:t>Note CF52: In reports from automatic stations, code figure 2 shall be used when tendency is positive, 7 when negative, and 4 when pressure is the same as three hours before.</w:t>
       </w:r>
     </w:p>
     <w:p>
@@ -1027,7 +1027,7 @@
           <w:i/>
           <w:sz w:val="14"/>
         </w:rPr>
-        <w:t>Note 53: In reports from tropical stations reporting 24-hour pressure changes, code figure 2 shall be used when tendency is positive, 7 when negative, and 4 when pressure is the same as 24 hours before.</w:t>
+        <w:t>Note CF53: In reports from tropical stations reporting 24-hour pressure changes, code figure 2 shall be used when tendency is positive, 7 when negative, and 4 when pressure is the same as 24 hours before.</w:t>
       </w:r>
     </w:p>
     <w:p/>
